--- a/ShiftPlanner_操作手冊.docx
+++ b/ShiftPlanner_操作手冊.docx
@@ -724,19 +724,7 @@
         <w:rPr>
           <w:lang w:eastAsia="zh-TW"/>
         </w:rPr>
-        <w:t>輸入名稱、選擇</w:t>
-      </w:r>
-      <w:r>
-        <w:rPr>
-          <w:lang w:eastAsia="zh-TW"/>
-        </w:rPr>
-        <w:t>「吧台」、「內場」</w:t>
-      </w:r>
-      <w:r>
-        <w:rPr>
-          <w:lang w:eastAsia="zh-TW"/>
-        </w:rPr>
-        <w:t>、設定排序。</w:t>
+        <w:t>輸入名稱、選擇「吧台」、「內場」、設定排序。</w:t>
       </w:r>
     </w:p>
     <w:p>
@@ -1430,6 +1418,53 @@
                 <w:lang w:eastAsia="zh-TW"/>
               </w:rPr>
               <w:t>每人最多連續工作幾天（0 = 不限制）</w:t>
+            </w:r>
+          </w:p>
+        </w:tc>
+      </w:tr>
+      <w:tr>
+        <w:tc>
+          <w:tcPr>
+            <w:tcW w:w="2268" w:type="dxa"/>
+          </w:tcPr>
+          <w:p>
+            <w:r>
+              <w:rPr>
+                <w:sz w:val="20"/>
+              </w:rPr>
+              <w:t>正職月休天數</w:t>
+            </w:r>
+          </w:p>
+        </w:tc>
+        <w:tc>
+          <w:tcPr>
+            <w:tcW w:w="1417" w:type="dxa"/>
+          </w:tcPr>
+          <w:p>
+            <w:r>
+              <w:rPr>
+                <w:sz w:val="20"/>
+              </w:rPr>
+              <w:t>0</w:t>
+            </w:r>
+          </w:p>
+        </w:tc>
+        <w:tc>
+          <w:tcPr>
+            <w:tcW w:w="5386" w:type="dxa"/>
+          </w:tcPr>
+          <w:p>
+            <w:pPr>
+              <w:rPr>
+                <w:lang w:eastAsia="zh-TW"/>
+              </w:rPr>
+            </w:pPr>
+            <w:r>
+              <w:rPr>
+                <w:sz w:val="20"/>
+                <w:lang w:eastAsia="zh-TW"/>
+              </w:rPr>
+              <w:t>正職員工每月排班數不超過（月天數 − 此值）。設定 0 表示不限制。工讀生不受此限制。</w:t>
             </w:r>
           </w:p>
         </w:tc>
@@ -2571,7 +2606,14 @@
         <w:rPr>
           <w:lang w:eastAsia="zh-TW"/>
         </w:rPr>
-        <w:t>偏好早班（琥珀色 ☀ 圖示）：希望安排開始時間早於 15:00 的班別</w:t>
+        <w:t>偏好早班（琥珀色 ☀ 圖示）：希望安排</w:t>
+      </w:r>
+      <w:r>
+        <w:rPr>
+          <w:rFonts w:hint="eastAsia"/>
+          <w:lang w:eastAsia="zh-TW"/>
+        </w:rPr>
+        <w:t>早班</w:t>
       </w:r>
     </w:p>
     <w:p>
@@ -2587,7 +2629,14 @@
         <w:rPr>
           <w:lang w:eastAsia="zh-TW"/>
         </w:rPr>
-        <w:t>偏好晚班（靛藍色 ★ 圖示）：希望安排開始時間 15:00 之後的班別</w:t>
+        <w:t>偏好晚班（靛藍色 ★ 圖示）：希望安排</w:t>
+      </w:r>
+      <w:r>
+        <w:rPr>
+          <w:rFonts w:hint="eastAsia"/>
+          <w:lang w:eastAsia="zh-TW"/>
+        </w:rPr>
+        <w:t>晚班</w:t>
       </w:r>
     </w:p>
     <w:p>
@@ -3943,9 +3992,15 @@
         <w:pStyle w:val="a0"/>
         <w:spacing w:after="40"/>
         <w:ind w:left="720"/>
-      </w:pPr>
-      <w:r>
-        <w:t>當日未排休</w:t>
+        <w:rPr>
+          <w:lang w:eastAsia="zh-TW"/>
+        </w:rPr>
+      </w:pPr>
+      <w:r>
+        <w:rPr>
+          <w:lang w:eastAsia="zh-TW"/>
+        </w:rPr>
+        <w:t>正職員工未超過本月可工作天數上限（月天數 − 月休天數）</w:t>
       </w:r>
     </w:p>
     <w:p>
@@ -4002,7 +4057,7 @@
           <w:rFonts w:ascii="微軟正黑體" w:eastAsia="微軟正黑體" w:hAnsi="微軟正黑體" w:hint="eastAsia"/>
           <w:lang w:eastAsia="zh-TW"/>
         </w:rPr>
-        <w:t>6.3</w:t>
+        <w:t>6.2.1</w:t>
       </w:r>
       <w:r>
         <w:rPr>
@@ -4392,7 +4447,7 @@
           <w:rFonts w:ascii="微軟正黑體" w:eastAsia="微軟正黑體" w:hAnsi="微軟正黑體" w:hint="eastAsia"/>
           <w:lang w:eastAsia="zh-TW"/>
         </w:rPr>
-        <w:t>6.4</w:t>
+        <w:t>6.3</w:t>
       </w:r>
       <w:r>
         <w:rPr>

--- a/ShiftPlanner_操作手冊.docx
+++ b/ShiftPlanner_操作手冊.docx
@@ -4001,6 +4001,22 @@
           <w:lang w:eastAsia="zh-TW"/>
         </w:rPr>
         <w:t>正職員工未超過本月可工作天數上限（月天數 − 月休天數）</w:t>
+      </w:r>
+    </w:p>
+    <w:p>
+      <w:pPr>
+        <w:pStyle w:val="a0"/>
+        <w:spacing w:after="40"/>
+        <w:ind w:left="720"/>
+        <w:rPr>
+          <w:lang w:eastAsia="zh-TW"/>
+        </w:rPr>
+      </w:pPr>
+      <w:r>
+        <w:rPr>
+          <w:lang w:eastAsia="zh-TW"/>
+        </w:rPr>
+        <w:t xml:space="preserve">前一天排了晚班（結束時間 ≥ 21:00）→ 今天不排早班（開始時間最早的班別）</w:t>
       </w:r>
     </w:p>
     <w:p>
